--- a/examples/javascript-essay/output.docx
+++ b/examples/javascript-essay/output.docx
@@ -56,7 +56,7 @@
           <w:p>
             <w:pPr>
               <w:pStyle w:val="Heading1"/>
-              <w:spacing w:after="120" w:line="630" w:lineRule="atLeast"/>
+              <w:spacing w:after="120" w:before="225" w:line="630" w:lineRule="atLeast"/>
               <w:textAlignment w:val="center"/>
             </w:pPr>
             <w:r>
@@ -99,7 +99,6 @@
             <w:r>
               <w:rPr>
                 <w:rFonts w:ascii="Georgia" w:cs="Georgia" w:eastAsia="Georgia" w:hAnsi="Georgia"/>
-                <w:color w:val="111111"/>
                 <w:sz w:val="23"/>
                 <w:szCs w:val="23"/>
               </w:rPr>
@@ -132,7 +131,6 @@
             <w:r>
               <w:rPr>
                 <w:rFonts w:ascii="Georgia" w:cs="Georgia" w:eastAsia="Georgia" w:hAnsi="Georgia"/>
-                <w:color w:val="111111"/>
                 <w:sz w:val="23"/>
                 <w:szCs w:val="23"/>
               </w:rPr>
@@ -141,7 +139,6 @@
             <w:r>
               <w:rPr>
                 <w:rFonts w:ascii="Consolas" w:cs="Consolas" w:eastAsia="Consolas" w:hAnsi="Consolas"/>
-                <w:color w:val="111111"/>
                 <w:sz w:val="23"/>
                 <w:szCs w:val="23"/>
                 <w:shd w:fill="FEF3C7" w:color="auto" w:val="clear"/>
@@ -151,7 +148,6 @@
             <w:r>
               <w:rPr>
                 <w:rFonts w:ascii="Georgia" w:cs="Georgia" w:eastAsia="Georgia" w:hAnsi="Georgia"/>
-                <w:color w:val="111111"/>
                 <w:sz w:val="23"/>
                 <w:szCs w:val="23"/>
               </w:rPr>
@@ -212,7 +208,6 @@
                   <w:r>
                     <w:rPr>
                       <w:rFonts w:ascii="Georgia" w:cs="Georgia" w:eastAsia="Georgia" w:hAnsi="Georgia"/>
-                      <w:color w:val="111111"/>
                       <w:sz w:val="23"/>
                       <w:szCs w:val="23"/>
                     </w:rPr>
@@ -271,7 +266,6 @@
             <w:r>
               <w:rPr>
                 <w:rFonts w:ascii="Georgia" w:cs="Georgia" w:eastAsia="Georgia" w:hAnsi="Georgia"/>
-                <w:color w:val="111111"/>
                 <w:sz w:val="23"/>
                 <w:szCs w:val="23"/>
               </w:rPr>
@@ -280,7 +274,6 @@
             <w:r>
               <w:rPr>
                 <w:rFonts w:ascii="Georgia" w:cs="Georgia" w:eastAsia="Georgia" w:hAnsi="Georgia"/>
-                <w:color w:val="111111"/>
                 <w:sz w:val="23"/>
                 <w:szCs w:val="23"/>
               </w:rPr>
@@ -313,7 +306,6 @@
             <w:r>
               <w:rPr>
                 <w:rFonts w:ascii="Georgia" w:cs="Georgia" w:eastAsia="Georgia" w:hAnsi="Georgia"/>
-                <w:color w:val="111111"/>
                 <w:sz w:val="23"/>
                 <w:szCs w:val="23"/>
               </w:rPr>
@@ -324,7 +316,6 @@
                 <w:rFonts w:ascii="Georgia" w:cs="Georgia" w:eastAsia="Georgia" w:hAnsi="Georgia"/>
                 <w:i/>
                 <w:iCs/>
-                <w:color w:val="111111"/>
                 <w:sz w:val="23"/>
                 <w:szCs w:val="23"/>
               </w:rPr>
@@ -333,7 +324,6 @@
             <w:r>
               <w:rPr>
                 <w:rFonts w:ascii="Georgia" w:cs="Georgia" w:eastAsia="Georgia" w:hAnsi="Georgia"/>
-                <w:color w:val="111111"/>
                 <w:sz w:val="23"/>
                 <w:szCs w:val="23"/>
               </w:rPr>
@@ -342,7 +332,6 @@
             <w:r>
               <w:rPr>
                 <w:rFonts w:ascii="Georgia" w:cs="Georgia" w:eastAsia="Georgia" w:hAnsi="Georgia"/>
-                <w:color w:val="111111"/>
                 <w:sz w:val="23"/>
                 <w:szCs w:val="23"/>
               </w:rPr>
@@ -359,7 +348,6 @@
                 <w:rFonts w:ascii="Georgia" w:cs="Georgia" w:eastAsia="Georgia" w:hAnsi="Georgia"/>
                 <w:b/>
                 <w:bCs/>
-                <w:color w:val="111111"/>
                 <w:sz w:val="23"/>
                 <w:szCs w:val="23"/>
               </w:rPr>
@@ -368,7 +356,6 @@
             <w:r>
               <w:rPr>
                 <w:rFonts w:ascii="Georgia" w:cs="Georgia" w:eastAsia="Georgia" w:hAnsi="Georgia"/>
-                <w:color w:val="111111"/>
                 <w:sz w:val="23"/>
                 <w:szCs w:val="23"/>
               </w:rPr>
@@ -377,7 +364,6 @@
             <w:r>
               <w:rPr>
                 <w:rFonts w:ascii="Georgia" w:cs="Georgia" w:eastAsia="Georgia" w:hAnsi="Georgia"/>
-                <w:color w:val="111111"/>
                 <w:sz w:val="23"/>
                 <w:szCs w:val="23"/>
               </w:rPr>
